--- a/Movie Ticket reservation System Report.docx
+++ b/Movie Ticket reservation System Report.docx
@@ -27,6 +27,9 @@
             </w:rPr>
           </w:pPr>
           <w:r>
+            <w:rPr>
+              <w:noProof/>
+            </w:rPr>
             <w:drawing>
               <wp:anchor distT="0" distB="0" distL="114300" distR="114300" simplePos="0" relativeHeight="251663360" behindDoc="1" locked="0" layoutInCell="1" allowOverlap="1" wp14:anchorId="153B85E8" wp14:editId="6B955469">
                 <wp:simplePos x="0" y="0"/>
@@ -4388,11 +4391,16 @@
     </w:p>
     <w:p>
       <w:pPr>
-        <w:pStyle w:val="Heading2"/>
-      </w:pPr>
-      <w:r>
-        <w:rPr>
-          <w:noProof/>
+        <w:pStyle w:val="Heading1"/>
+        <w:rPr>
+          <w:b/>
+          <w:bCs/>
+        </w:rPr>
+      </w:pPr>
+      <w:r>
+        <w:rPr>
+          <w:b/>
+          <w:bCs/>
         </w:rPr>
         <w:lastRenderedPageBreak/>
         <w:drawing>
@@ -4452,6 +4460,10 @@
         </w:drawing>
       </w:r>
       <w:r>
+        <w:rPr>
+          <w:b/>
+          <w:bCs/>
+        </w:rPr>
         <w:t>Flow Chart:</w:t>
       </w:r>
     </w:p>
@@ -4557,13 +4569,25 @@
     </w:p>
     <w:p>
       <w:pPr>
-        <w:pStyle w:val="Heading2"/>
-      </w:pPr>
-      <w:r>
+        <w:pStyle w:val="Heading1"/>
+        <w:rPr>
+          <w:b/>
+          <w:bCs/>
+        </w:rPr>
+      </w:pPr>
+      <w:r>
+        <w:rPr>
+          <w:b/>
+          <w:bCs/>
+        </w:rPr>
         <w:lastRenderedPageBreak/>
         <w:t>Screenshots:</w:t>
       </w:r>
       <w:r>
+        <w:rPr>
+          <w:b/>
+          <w:bCs/>
+        </w:rPr>
         <w:t xml:space="preserve"> </w:t>
       </w:r>
     </w:p>
@@ -4597,6 +4621,9 @@
         <w:ind w:left="360"/>
       </w:pPr>
       <w:r>
+        <w:rPr>
+          <w:noProof/>
+        </w:rPr>
         <w:drawing>
           <wp:inline distT="0" distB="0" distL="0" distR="0" wp14:anchorId="0D36DE59" wp14:editId="0DBBDFDF">
             <wp:extent cx="5943600" cy="3180715"/>
@@ -4654,6 +4681,9 @@
         <w:ind w:left="360"/>
       </w:pPr>
       <w:r>
+        <w:rPr>
+          <w:noProof/>
+        </w:rPr>
         <w:drawing>
           <wp:inline distT="0" distB="0" distL="0" distR="0" wp14:anchorId="30C74C68" wp14:editId="4FCB0891">
             <wp:extent cx="5943600" cy="2473325"/>
@@ -4693,6 +4723,9 @@
     </w:p>
     <w:p>
       <w:r>
+        <w:rPr>
+          <w:noProof/>
+        </w:rPr>
         <w:lastRenderedPageBreak/>
         <w:drawing>
           <wp:inline distT="0" distB="0" distL="0" distR="0" wp14:anchorId="1A13666B" wp14:editId="28DA4E08">
@@ -4758,6 +4791,7 @@
         <w:rPr>
           <w:b/>
           <w:bCs/>
+          <w:noProof/>
         </w:rPr>
         <w:drawing>
           <wp:anchor distT="0" distB="0" distL="114300" distR="114300" simplePos="0" relativeHeight="251661312" behindDoc="1" locked="0" layoutInCell="1" allowOverlap="1" wp14:anchorId="379E4520" wp14:editId="32D7F317">
@@ -4928,6 +4962,9 @@
     </w:p>
     <w:p>
       <w:r>
+        <w:rPr>
+          <w:noProof/>
+        </w:rPr>
         <w:drawing>
           <wp:inline distT="0" distB="0" distL="0" distR="0" wp14:anchorId="30F4084C" wp14:editId="31AF4583">
             <wp:extent cx="5943600" cy="3131185"/>
@@ -4979,6 +5016,9 @@
     </w:p>
     <w:p>
       <w:r>
+        <w:rPr>
+          <w:noProof/>
+        </w:rPr>
         <w:drawing>
           <wp:inline distT="0" distB="0" distL="0" distR="0" wp14:anchorId="69CDC2F7" wp14:editId="04680C7C">
             <wp:extent cx="5219700" cy="3914775"/>
@@ -5032,6 +5072,9 @@
     <w:p/>
     <w:p>
       <w:r>
+        <w:rPr>
+          <w:noProof/>
+        </w:rPr>
         <w:drawing>
           <wp:inline distT="0" distB="0" distL="0" distR="0" wp14:anchorId="75F0FE70" wp14:editId="0FAC43F7">
             <wp:extent cx="5491906" cy="4238625"/>
@@ -5069,6 +5112,9 @@
         </w:drawing>
       </w:r>
       <w:r>
+        <w:rPr>
+          <w:noProof/>
+        </w:rPr>
         <w:drawing>
           <wp:inline distT="0" distB="0" distL="0" distR="0" wp14:anchorId="3B1FE0B8" wp14:editId="2A9A39EE">
             <wp:extent cx="5457825" cy="3184314"/>
@@ -5121,6 +5167,9 @@
     </w:p>
     <w:p>
       <w:r>
+        <w:rPr>
+          <w:noProof/>
+        </w:rPr>
         <w:drawing>
           <wp:inline distT="0" distB="0" distL="0" distR="0" wp14:anchorId="5D95D284" wp14:editId="1734AA5C">
             <wp:extent cx="5943600" cy="1466215"/>
@@ -5160,9 +5209,17 @@
     </w:p>
     <w:p>
       <w:pPr>
-        <w:pStyle w:val="Heading2"/>
-      </w:pPr>
-      <w:r>
+        <w:pStyle w:val="Heading1"/>
+        <w:rPr>
+          <w:b/>
+          <w:bCs/>
+        </w:rPr>
+      </w:pPr>
+      <w:r>
+        <w:rPr>
+          <w:b/>
+          <w:bCs/>
+        </w:rPr>
         <w:t>GitHub Repository:</w:t>
       </w:r>
     </w:p>
@@ -5192,13 +5249,18 @@
     </w:p>
     <w:p>
       <w:pPr>
-        <w:pStyle w:val="Heading2"/>
-      </w:pPr>
-      <w:r>
-        <w:t>LinkedIn Project Video</w:t>
-      </w:r>
-      <w:r>
-        <w:t>:</w:t>
+        <w:pStyle w:val="Heading1"/>
+        <w:rPr>
+          <w:b/>
+          <w:bCs/>
+        </w:rPr>
+      </w:pPr>
+      <w:r>
+        <w:rPr>
+          <w:b/>
+          <w:bCs/>
+        </w:rPr>
+        <w:t>LinkedIn Project Video:</w:t>
       </w:r>
     </w:p>
     <w:p>
@@ -5207,10 +5269,50 @@
       </w:r>
     </w:p>
     <w:p>
-      <w:pPr>
-        <w:pStyle w:val="Heading2"/>
-      </w:pPr>
-      <w:r>
+      <w:r>
+        <w:rPr>
+          <w:rFonts w:ascii="Segoe UI Emoji" w:hAnsi="Segoe UI Emoji" w:cs="Segoe UI Emoji"/>
+        </w:rPr>
+        <w:t>👉</w:t>
+      </w:r>
+      <w:r>
+        <w:t xml:space="preserve"> </w:t>
+      </w:r>
+      <w:hyperlink r:id="rId22" w:history="1">
+        <w:r>
+          <w:rPr>
+            <w:rStyle w:val="Hyperlink"/>
+          </w:rPr>
+          <w:t>https://www.linkedin.com/posts/iqra-agha-884377352_cpp-studentproject-softwaredevelopment-ac</w:t>
+        </w:r>
+        <w:r>
+          <w:rPr>
+            <w:rStyle w:val="Hyperlink"/>
+          </w:rPr>
+          <w:t>t</w:t>
+        </w:r>
+        <w:r>
+          <w:rPr>
+            <w:rStyle w:val="Hyperlink"/>
+          </w:rPr>
+          <w:t>ivity-7332417538582044672-c-yh?utm_source=share&amp;utm_medium=member_desktop&amp;rcm=ACoAAFf5ryQBmqabCQt-ULBMWtk0IWULL7q2hBY</w:t>
+        </w:r>
+      </w:hyperlink>
+    </w:p>
+    <w:p/>
+    <w:p>
+      <w:pPr>
+        <w:pStyle w:val="Heading1"/>
+        <w:rPr>
+          <w:b/>
+          <w:bCs/>
+        </w:rPr>
+      </w:pPr>
+      <w:r>
+        <w:rPr>
+          <w:b/>
+          <w:bCs/>
+        </w:rPr>
         <w:t>Conclusion:</w:t>
       </w:r>
     </w:p>
@@ -7674,7 +7776,6 @@
     <w:name w:val="Hyperlink"/>
     <w:basedOn w:val="DefaultParagraphFont"/>
     <w:uiPriority w:val="99"/>
-    <w:semiHidden/>
     <w:unhideWhenUsed/>
     <w:rsid w:val="0053064F"/>
     <w:rPr>
@@ -7703,6 +7804,18 @@
     <w:rPr>
       <w:b/>
       <w:bCs/>
+    </w:rPr>
+  </w:style>
+  <w:style w:type="character" w:styleId="UnresolvedMention">
+    <w:name w:val="Unresolved Mention"/>
+    <w:basedOn w:val="DefaultParagraphFont"/>
+    <w:uiPriority w:val="99"/>
+    <w:semiHidden/>
+    <w:unhideWhenUsed/>
+    <w:rsid w:val="00335D5A"/>
+    <w:rPr>
+      <w:color w:val="605E5C"/>
+      <w:shd w:val="clear" w:color="auto" w:fill="E1DFDD"/>
     </w:rPr>
   </w:style>
 </w:styles>
@@ -8044,6 +8157,14 @@
 </file>
 
 <file path=customXml/item3.xml><?xml version="1.0" encoding="utf-8"?>
+<p:properties xmlns:p="http://schemas.microsoft.com/office/2006/metadata/properties" xmlns:xsi="http://www.w3.org/2001/XMLSchema-instance" xmlns:pc="http://schemas.microsoft.com/office/infopath/2007/PartnerControls">
+  <documentManagement>
+    <_activity xmlns="522e4264-678c-4048-8da4-82720272dcbd" xsi:nil="true"/>
+  </documentManagement>
+</p:properties>
+</file>
+
+<file path=customXml/item4.xml><?xml version="1.0" encoding="utf-8"?>
 <ct:contentTypeSchema xmlns:ct="http://schemas.microsoft.com/office/2006/metadata/contentType" xmlns:ma="http://schemas.microsoft.com/office/2006/metadata/properties/metaAttributes" ct:_="" ma:_="" ma:contentTypeName="Document" ma:contentTypeID="0x0101007A41D47383E6A0489015C14DA08BE49E" ma:contentTypeVersion="6" ma:contentTypeDescription="Create a new document." ma:contentTypeScope="" ma:versionID="2af4c0c951a393606e448db31a9f6e78">
   <xsd:schema xmlns:xsd="http://www.w3.org/2001/XMLSchema" xmlns:xs="http://www.w3.org/2001/XMLSchema" xmlns:p="http://schemas.microsoft.com/office/2006/metadata/properties" xmlns:ns3="522e4264-678c-4048-8da4-82720272dcbd" targetNamespace="http://schemas.microsoft.com/office/2006/metadata/properties" ma:root="true" ma:fieldsID="d79068e3494acb758871e94cf1abc51e" ns3:_="">
     <xsd:import namespace="522e4264-678c-4048-8da4-82720272dcbd"/>
@@ -8199,14 +8320,6 @@
 </ct:contentTypeSchema>
 </file>
 
-<file path=customXml/item4.xml><?xml version="1.0" encoding="utf-8"?>
-<p:properties xmlns:p="http://schemas.microsoft.com/office/2006/metadata/properties" xmlns:xsi="http://www.w3.org/2001/XMLSchema-instance" xmlns:pc="http://schemas.microsoft.com/office/infopath/2007/PartnerControls">
-  <documentManagement>
-    <_activity xmlns="522e4264-678c-4048-8da4-82720272dcbd" xsi:nil="true"/>
-  </documentManagement>
-</p:properties>
-</file>
-
 <file path=customXml/itemProps1.xml><?xml version="1.0" encoding="utf-8"?>
 <ds:datastoreItem xmlns:ds="http://schemas.openxmlformats.org/officeDocument/2006/customXml" ds:itemID="{55AF091B-3C7A-41E3-B477-F2FDAA23CFDA}">
   <ds:schemaRefs>
@@ -8224,6 +8337,16 @@
 </file>
 
 <file path=customXml/itemProps3.xml><?xml version="1.0" encoding="utf-8"?>
+<ds:datastoreItem xmlns:ds="http://schemas.openxmlformats.org/officeDocument/2006/customXml" ds:itemID="{F2A2D21D-58F3-467F-99F5-5801206546B6}">
+  <ds:schemaRefs>
+    <ds:schemaRef ds:uri="http://schemas.microsoft.com/office/2006/metadata/properties"/>
+    <ds:schemaRef ds:uri="http://schemas.microsoft.com/office/infopath/2007/PartnerControls"/>
+    <ds:schemaRef ds:uri="522e4264-678c-4048-8da4-82720272dcbd"/>
+  </ds:schemaRefs>
+</ds:datastoreItem>
+</file>
+
+<file path=customXml/itemProps4.xml><?xml version="1.0" encoding="utf-8"?>
 <ds:datastoreItem xmlns:ds="http://schemas.openxmlformats.org/officeDocument/2006/customXml" ds:itemID="{99ED07C3-8AC6-4DF6-A3A6-86E37EBBB645}">
   <ds:schemaRefs>
     <ds:schemaRef ds:uri="http://schemas.microsoft.com/office/2006/metadata/contentType"/>
@@ -8239,14 +8362,4 @@
     <ds:schemaRef ds:uri="http://schemas.microsoft.com/internal/obd"/>
   </ds:schemaRefs>
 </ds:datastoreItem>
-</file>
-
-<file path=customXml/itemProps4.xml><?xml version="1.0" encoding="utf-8"?>
-<ds:datastoreItem xmlns:ds="http://schemas.openxmlformats.org/officeDocument/2006/customXml" ds:itemID="{F2A2D21D-58F3-467F-99F5-5801206546B6}">
-  <ds:schemaRefs>
-    <ds:schemaRef ds:uri="http://schemas.microsoft.com/office/2006/metadata/properties"/>
-    <ds:schemaRef ds:uri="http://schemas.microsoft.com/office/infopath/2007/PartnerControls"/>
-    <ds:schemaRef ds:uri="522e4264-678c-4048-8da4-82720272dcbd"/>
-  </ds:schemaRefs>
-</ds:datastoreItem>
 </file>